--- a/docs/a traduire/annexes/fr/Annexe_D_Densite_Cognitive_Huang_FR.docx
+++ b/docs/a traduire/annexes/fr/Annexe_D_Densite_Cognitive_Huang_FR.docx
@@ -100,7 +100,7 @@
                 <w:color w:val="1A2744"/>
                 <w:sz w:val="22"/>
               </w:rPr>
-              <w:t>76,9 pct du compute IA operationnel mondial = USA</w:t>
+              <w:t>78,9 pct du compute IA operationnel mondial = USA</w:t>
             </w:r>
           </w:p>
         </w:tc>
@@ -140,7 +140,7 @@
                 <w:color w:val="1A2744"/>
                 <w:sz w:val="22"/>
               </w:rPr>
-              <w:t>3,46:1 ratio CACI US/EU (Power Mode)</w:t>
+              <w:t>3,64:1 ratio CACI US/EU (Power Mode)</w:t>
             </w:r>
           </w:p>
         </w:tc>
@@ -555,7 +555,7 @@
           <w:color w:val="555555"/>
           <w:sz w:val="18"/>
         </w:rPr>
-        <w:t>Snapshot avril 2026 : ratio CACI US/UE 3,46:1.</w:t>
+        <w:t>Snapshot avril 2026 : ratio CACI US/UE 3,64:1.</w:t>
       </w:r>
     </w:p>
     <w:p/>

--- a/docs/a traduire/annexes/fr/Annexe_D_Densite_Cognitive_Huang_FR.docx
+++ b/docs/a traduire/annexes/fr/Annexe_D_Densite_Cognitive_Huang_FR.docx
@@ -140,7 +140,7 @@
                 <w:color w:val="1A2744"/>
                 <w:sz w:val="22"/>
               </w:rPr>
-              <w:t>3,64:1 ratio CACI US/EU (Power Mode)</w:t>
+              <w:t>3,47:1 ratio CACI US/EU (Power Mode)</w:t>
             </w:r>
           </w:p>
         </w:tc>
@@ -555,7 +555,7 @@
           <w:color w:val="555555"/>
           <w:sz w:val="18"/>
         </w:rPr>
-        <w:t>Snapshot avril 2026 : ratio CACI US/UE 3,64:1.</w:t>
+        <w:t>Snapshot avril 2026 : ratio CACI US/UE 3,47:1.</w:t>
       </w:r>
     </w:p>
     <w:p/>
